--- a/Week06/Week06_BaoCaoNhom.docx
+++ b/Week06/Week06_BaoCaoNhom.docx
@@ -43,15 +43,9 @@
       </w:pPr>
       <w:r>
         <w:rPr>
-          <w:rFonts w:ascii="Times New Roman" w:cs="Times New Roman" w:eastAsia="Times New Roman" w:hAnsi="Times New Roman"/>
           <w:b/>
-          <w:bCs/>
-          <w:caps/>
-          <w:color w:val="1a5276"/>
-          <w:sz w:val="36"/>
-          <w:szCs w:val="36"/>
-        </w:rPr>
-        <w:t xml:space="preserve">BÁO CÁO TUẦN 06</w:t>
+        </w:rPr>
+        <w:t>BÁO CÁO TUẦN 06</w:t>
       </w:r>
     </w:p>
     <w:p>
@@ -77,14 +71,7 @@
         <w:jc w:val="center"/>
       </w:pPr>
       <w:r>
-        <w:rPr>
-          <w:rFonts w:ascii="Times New Roman" w:cs="Times New Roman" w:eastAsia="Times New Roman" w:hAnsi="Times New Roman"/>
-          <w:i/>
-          <w:iCs/>
-          <w:sz w:val="24"/>
-          <w:szCs w:val="24"/>
-        </w:rPr>
-        <w:t xml:space="preserve">Môn: Phát triển Ứng dụng Web với ReactJS (FER202)</w:t>
+        <w:t>Môn: Phát triển Ứng dụng Web với ReactJS (FER202)</w:t>
       </w:r>
     </w:p>
     <w:p>
@@ -93,14 +80,7 @@
         <w:jc w:val="center"/>
       </w:pPr>
       <w:r>
-        <w:rPr>
-          <w:rFonts w:ascii="Times New Roman" w:cs="Times New Roman" w:eastAsia="Times New Roman" w:hAnsi="Times New Roman"/>
-          <w:i/>
-          <w:iCs/>
-          <w:sz w:val="24"/>
-          <w:szCs w:val="24"/>
-        </w:rPr>
-        <w:t xml:space="preserve">Project: ReadMore Bookstore — Nhà sách trực tuyến</w:t>
+        <w:t>Project: FJMS — Hệ thống kết nối công việc tự do</w:t>
       </w:r>
     </w:p>
     <w:p>
@@ -188,18 +168,8 @@
             </w:tcMar>
           </w:tcPr>
           <w:p>
-            <w:pPr>
-              <w:jc w:val="left"/>
-            </w:pPr>
-            <w:r>
-              <w:rPr>
-                <w:rFonts w:ascii="Times New Roman" w:cs="Times New Roman" w:eastAsia="Times New Roman" w:hAnsi="Times New Roman"/>
-                <w:b w:val="false"/>
-                <w:bCs w:val="false"/>
-                <w:sz w:val="24"/>
-                <w:szCs w:val="24"/>
-              </w:rPr>
-              <w:t xml:space="preserve">[Điền tên nhóm]</w:t>
+            <w:r>
+              <w:t>FJMS</w:t>
             </w:r>
           </w:p>
         </w:tc>
@@ -256,18 +226,8 @@
             </w:tcMar>
           </w:tcPr>
           <w:p>
-            <w:pPr>
-              <w:jc w:val="left"/>
-            </w:pPr>
-            <w:r>
-              <w:rPr>
-                <w:rFonts w:ascii="Times New Roman" w:cs="Times New Roman" w:eastAsia="Times New Roman" w:hAnsi="Times New Roman"/>
-                <w:b w:val="false"/>
-                <w:bCs w:val="false"/>
-                <w:sz w:val="24"/>
-                <w:szCs w:val="24"/>
-              </w:rPr>
-              <w:t xml:space="preserve">[Mã lớp]</w:t>
+            <w:r>
+              <w:t>SE20A07</w:t>
             </w:r>
           </w:p>
         </w:tc>
@@ -324,18 +284,8 @@
             </w:tcMar>
           </w:tcPr>
           <w:p>
-            <w:pPr>
-              <w:jc w:val="left"/>
-            </w:pPr>
-            <w:r>
-              <w:rPr>
-                <w:rFonts w:ascii="Times New Roman" w:cs="Times New Roman" w:eastAsia="Times New Roman" w:hAnsi="Times New Roman"/>
-                <w:b w:val="false"/>
-                <w:bCs w:val="false"/>
-                <w:sz w:val="24"/>
-                <w:szCs w:val="24"/>
-              </w:rPr>
-              <w:t xml:space="preserve">[Tên giảng viên]</w:t>
+            <w:r>
+              <w:t>Lê Thị Bích Tra</w:t>
             </w:r>
           </w:p>
         </w:tc>
@@ -795,841 +745,6 @@
           </w:p>
         </w:tc>
       </w:tr>
-      <w:tr>
-        <w:tc>
-          <w:tcPr>
-            <w:tcW w:type="dxa" w:w="500"/>
-            <w:tcBorders>
-              <w:top w:val="single" w:color="aab7c4" w:sz="1"/>
-              <w:left w:val="single" w:color="aab7c4" w:sz="1"/>
-              <w:bottom w:val="single" w:color="aab7c4" w:sz="1"/>
-              <w:right w:val="single" w:color="aab7c4" w:sz="1"/>
-            </w:tcBorders>
-            <w:shd w:fill="f8f9fa" w:val="clear"/>
-            <w:tcMar>
-              <w:top w:type="dxa" w:w="80"/>
-              <w:left w:type="dxa" w:w="120"/>
-              <w:bottom w:type="dxa" w:w="80"/>
-              <w:right w:type="dxa" w:w="120"/>
-            </w:tcMar>
-          </w:tcPr>
-          <w:p>
-            <w:pPr>
-              <w:jc w:val="left"/>
-            </w:pPr>
-            <w:r>
-              <w:rPr>
-                <w:rFonts w:ascii="Times New Roman" w:cs="Times New Roman" w:eastAsia="Times New Roman" w:hAnsi="Times New Roman"/>
-                <w:b w:val="false"/>
-                <w:bCs w:val="false"/>
-                <w:sz w:val="24"/>
-                <w:szCs w:val="24"/>
-              </w:rPr>
-              <w:t xml:space="preserve">1</w:t>
-            </w:r>
-          </w:p>
-        </w:tc>
-        <w:tc>
-          <w:tcPr>
-            <w:tcW w:type="dxa" w:w="2200"/>
-            <w:tcBorders>
-              <w:top w:val="single" w:color="aab7c4" w:sz="1"/>
-              <w:left w:val="single" w:color="aab7c4" w:sz="1"/>
-              <w:bottom w:val="single" w:color="aab7c4" w:sz="1"/>
-              <w:right w:val="single" w:color="aab7c4" w:sz="1"/>
-            </w:tcBorders>
-            <w:shd w:fill="f8f9fa" w:val="clear"/>
-            <w:tcMar>
-              <w:top w:type="dxa" w:w="80"/>
-              <w:left w:type="dxa" w:w="120"/>
-              <w:bottom w:type="dxa" w:w="80"/>
-              <w:right w:type="dxa" w:w="120"/>
-            </w:tcMar>
-          </w:tcPr>
-          <w:p>
-            <w:pPr>
-              <w:jc w:val="left"/>
-            </w:pPr>
-            <w:r>
-              <w:rPr>
-                <w:rFonts w:ascii="Times New Roman" w:cs="Times New Roman" w:eastAsia="Times New Roman" w:hAnsi="Times New Roman"/>
-                <w:b w:val="false"/>
-                <w:bCs w:val="false"/>
-                <w:sz w:val="24"/>
-                <w:szCs w:val="24"/>
-              </w:rPr>
-              <w:t xml:space="preserve">[Họ tên]</w:t>
-            </w:r>
-          </w:p>
-        </w:tc>
-        <w:tc>
-          <w:tcPr>
-            <w:tcW w:type="dxa" w:w="2726"/>
-            <w:tcBorders>
-              <w:top w:val="single" w:color="aab7c4" w:sz="1"/>
-              <w:left w:val="single" w:color="aab7c4" w:sz="1"/>
-              <w:bottom w:val="single" w:color="aab7c4" w:sz="1"/>
-              <w:right w:val="single" w:color="aab7c4" w:sz="1"/>
-            </w:tcBorders>
-            <w:shd w:fill="f8f9fa" w:val="clear"/>
-            <w:tcMar>
-              <w:top w:type="dxa" w:w="80"/>
-              <w:left w:type="dxa" w:w="120"/>
-              <w:bottom w:type="dxa" w:w="80"/>
-              <w:right w:type="dxa" w:w="120"/>
-            </w:tcMar>
-          </w:tcPr>
-          <w:p>
-            <w:pPr>
-              <w:jc w:val="left"/>
-            </w:pPr>
-            <w:r>
-              <w:rPr>
-                <w:rFonts w:ascii="Times New Roman" w:cs="Times New Roman" w:eastAsia="Times New Roman" w:hAnsi="Times New Roman"/>
-                <w:b w:val="false"/>
-                <w:bCs w:val="false"/>
-                <w:sz w:val="24"/>
-                <w:szCs w:val="24"/>
-              </w:rPr>
-              <w:t xml:space="preserve">[Mô tả nhiệm vụ cụ thể]</w:t>
-            </w:r>
-          </w:p>
-        </w:tc>
-        <w:tc>
-          <w:tcPr>
-            <w:tcW w:type="dxa" w:w="2100"/>
-            <w:tcBorders>
-              <w:top w:val="single" w:color="aab7c4" w:sz="1"/>
-              <w:left w:val="single" w:color="aab7c4" w:sz="1"/>
-              <w:bottom w:val="single" w:color="aab7c4" w:sz="1"/>
-              <w:right w:val="single" w:color="aab7c4" w:sz="1"/>
-            </w:tcBorders>
-            <w:shd w:fill="f8f9fa" w:val="clear"/>
-            <w:tcMar>
-              <w:top w:type="dxa" w:w="80"/>
-              <w:left w:type="dxa" w:w="120"/>
-              <w:bottom w:type="dxa" w:w="80"/>
-              <w:right w:type="dxa" w:w="120"/>
-            </w:tcMar>
-          </w:tcPr>
-          <w:p>
-            <w:pPr>
-              <w:jc w:val="left"/>
-            </w:pPr>
-            <w:r>
-              <w:rPr>
-                <w:rFonts w:ascii="Times New Roman" w:cs="Times New Roman" w:eastAsia="Times New Roman" w:hAnsi="Times New Roman"/>
-                <w:b w:val="false"/>
-                <w:bCs w:val="false"/>
-                <w:sz w:val="24"/>
-                <w:szCs w:val="24"/>
-              </w:rPr>
-              <w:t xml:space="preserve">[Đạt / Một phần / Chưa đạt]</w:t>
-            </w:r>
-          </w:p>
-        </w:tc>
-        <w:tc>
-          <w:tcPr>
-            <w:tcW w:type="dxa" w:w="1500"/>
-            <w:tcBorders>
-              <w:top w:val="single" w:color="aab7c4" w:sz="1"/>
-              <w:left w:val="single" w:color="aab7c4" w:sz="1"/>
-              <w:bottom w:val="single" w:color="aab7c4" w:sz="1"/>
-              <w:right w:val="single" w:color="aab7c4" w:sz="1"/>
-            </w:tcBorders>
-            <w:shd w:fill="f8f9fa" w:val="clear"/>
-            <w:tcMar>
-              <w:top w:type="dxa" w:w="80"/>
-              <w:left w:type="dxa" w:w="120"/>
-              <w:bottom w:type="dxa" w:w="80"/>
-              <w:right w:type="dxa" w:w="120"/>
-            </w:tcMar>
-          </w:tcPr>
-          <w:p>
-            <w:pPr>
-              <w:jc w:val="left"/>
-            </w:pPr>
-            <w:r>
-              <w:rPr>
-                <w:rFonts w:ascii="Times New Roman" w:cs="Times New Roman" w:eastAsia="Times New Roman" w:hAnsi="Times New Roman"/>
-                <w:b w:val="false"/>
-                <w:bCs w:val="false"/>
-                <w:sz w:val="24"/>
-                <w:szCs w:val="24"/>
-              </w:rPr>
-              <w:t xml:space="preserve">[___%]</w:t>
-            </w:r>
-          </w:p>
-        </w:tc>
-      </w:tr>
-      <w:tr>
-        <w:tc>
-          <w:tcPr>
-            <w:tcW w:type="dxa" w:w="500"/>
-            <w:tcBorders>
-              <w:top w:val="single" w:color="aab7c4" w:sz="1"/>
-              <w:left w:val="single" w:color="aab7c4" w:sz="1"/>
-              <w:bottom w:val="single" w:color="aab7c4" w:sz="1"/>
-              <w:right w:val="single" w:color="aab7c4" w:sz="1"/>
-            </w:tcBorders>
-            <w:shd w:fill="ffffff" w:val="clear"/>
-            <w:tcMar>
-              <w:top w:type="dxa" w:w="80"/>
-              <w:left w:type="dxa" w:w="120"/>
-              <w:bottom w:type="dxa" w:w="80"/>
-              <w:right w:type="dxa" w:w="120"/>
-            </w:tcMar>
-          </w:tcPr>
-          <w:p>
-            <w:pPr>
-              <w:jc w:val="left"/>
-            </w:pPr>
-            <w:r>
-              <w:rPr>
-                <w:rFonts w:ascii="Times New Roman" w:cs="Times New Roman" w:eastAsia="Times New Roman" w:hAnsi="Times New Roman"/>
-                <w:b w:val="false"/>
-                <w:bCs w:val="false"/>
-                <w:sz w:val="24"/>
-                <w:szCs w:val="24"/>
-              </w:rPr>
-              <w:t xml:space="preserve">2</w:t>
-            </w:r>
-          </w:p>
-        </w:tc>
-        <w:tc>
-          <w:tcPr>
-            <w:tcW w:type="dxa" w:w="2200"/>
-            <w:tcBorders>
-              <w:top w:val="single" w:color="aab7c4" w:sz="1"/>
-              <w:left w:val="single" w:color="aab7c4" w:sz="1"/>
-              <w:bottom w:val="single" w:color="aab7c4" w:sz="1"/>
-              <w:right w:val="single" w:color="aab7c4" w:sz="1"/>
-            </w:tcBorders>
-            <w:shd w:fill="ffffff" w:val="clear"/>
-            <w:tcMar>
-              <w:top w:type="dxa" w:w="80"/>
-              <w:left w:type="dxa" w:w="120"/>
-              <w:bottom w:type="dxa" w:w="80"/>
-              <w:right w:type="dxa" w:w="120"/>
-            </w:tcMar>
-          </w:tcPr>
-          <w:p>
-            <w:pPr>
-              <w:jc w:val="left"/>
-            </w:pPr>
-            <w:r>
-              <w:rPr>
-                <w:rFonts w:ascii="Times New Roman" w:cs="Times New Roman" w:eastAsia="Times New Roman" w:hAnsi="Times New Roman"/>
-                <w:b w:val="false"/>
-                <w:bCs w:val="false"/>
-                <w:sz w:val="24"/>
-                <w:szCs w:val="24"/>
-              </w:rPr>
-              <w:t xml:space="preserve">[Họ tên]</w:t>
-            </w:r>
-          </w:p>
-        </w:tc>
-        <w:tc>
-          <w:tcPr>
-            <w:tcW w:type="dxa" w:w="2726"/>
-            <w:tcBorders>
-              <w:top w:val="single" w:color="aab7c4" w:sz="1"/>
-              <w:left w:val="single" w:color="aab7c4" w:sz="1"/>
-              <w:bottom w:val="single" w:color="aab7c4" w:sz="1"/>
-              <w:right w:val="single" w:color="aab7c4" w:sz="1"/>
-            </w:tcBorders>
-            <w:shd w:fill="ffffff" w:val="clear"/>
-            <w:tcMar>
-              <w:top w:type="dxa" w:w="80"/>
-              <w:left w:type="dxa" w:w="120"/>
-              <w:bottom w:type="dxa" w:w="80"/>
-              <w:right w:type="dxa" w:w="120"/>
-            </w:tcMar>
-          </w:tcPr>
-          <w:p>
-            <w:pPr>
-              <w:jc w:val="left"/>
-            </w:pPr>
-            <w:r>
-              <w:rPr>
-                <w:rFonts w:ascii="Times New Roman" w:cs="Times New Roman" w:eastAsia="Times New Roman" w:hAnsi="Times New Roman"/>
-                <w:b w:val="false"/>
-                <w:bCs w:val="false"/>
-                <w:sz w:val="24"/>
-                <w:szCs w:val="24"/>
-              </w:rPr>
-              <w:t xml:space="preserve">[Mô tả nhiệm vụ cụ thể]</w:t>
-            </w:r>
-          </w:p>
-        </w:tc>
-        <w:tc>
-          <w:tcPr>
-            <w:tcW w:type="dxa" w:w="2100"/>
-            <w:tcBorders>
-              <w:top w:val="single" w:color="aab7c4" w:sz="1"/>
-              <w:left w:val="single" w:color="aab7c4" w:sz="1"/>
-              <w:bottom w:val="single" w:color="aab7c4" w:sz="1"/>
-              <w:right w:val="single" w:color="aab7c4" w:sz="1"/>
-            </w:tcBorders>
-            <w:shd w:fill="ffffff" w:val="clear"/>
-            <w:tcMar>
-              <w:top w:type="dxa" w:w="80"/>
-              <w:left w:type="dxa" w:w="120"/>
-              <w:bottom w:type="dxa" w:w="80"/>
-              <w:right w:type="dxa" w:w="120"/>
-            </w:tcMar>
-          </w:tcPr>
-          <w:p>
-            <w:pPr>
-              <w:jc w:val="left"/>
-            </w:pPr>
-            <w:r>
-              <w:rPr>
-                <w:rFonts w:ascii="Times New Roman" w:cs="Times New Roman" w:eastAsia="Times New Roman" w:hAnsi="Times New Roman"/>
-                <w:b w:val="false"/>
-                <w:bCs w:val="false"/>
-                <w:sz w:val="24"/>
-                <w:szCs w:val="24"/>
-              </w:rPr>
-              <w:t xml:space="preserve">[Đạt / Một phần / Chưa đạt]</w:t>
-            </w:r>
-          </w:p>
-        </w:tc>
-        <w:tc>
-          <w:tcPr>
-            <w:tcW w:type="dxa" w:w="1500"/>
-            <w:tcBorders>
-              <w:top w:val="single" w:color="aab7c4" w:sz="1"/>
-              <w:left w:val="single" w:color="aab7c4" w:sz="1"/>
-              <w:bottom w:val="single" w:color="aab7c4" w:sz="1"/>
-              <w:right w:val="single" w:color="aab7c4" w:sz="1"/>
-            </w:tcBorders>
-            <w:shd w:fill="ffffff" w:val="clear"/>
-            <w:tcMar>
-              <w:top w:type="dxa" w:w="80"/>
-              <w:left w:type="dxa" w:w="120"/>
-              <w:bottom w:type="dxa" w:w="80"/>
-              <w:right w:type="dxa" w:w="120"/>
-            </w:tcMar>
-          </w:tcPr>
-          <w:p>
-            <w:pPr>
-              <w:jc w:val="left"/>
-            </w:pPr>
-            <w:r>
-              <w:rPr>
-                <w:rFonts w:ascii="Times New Roman" w:cs="Times New Roman" w:eastAsia="Times New Roman" w:hAnsi="Times New Roman"/>
-                <w:b w:val="false"/>
-                <w:bCs w:val="false"/>
-                <w:sz w:val="24"/>
-                <w:szCs w:val="24"/>
-              </w:rPr>
-              <w:t xml:space="preserve">[___%]</w:t>
-            </w:r>
-          </w:p>
-        </w:tc>
-      </w:tr>
-      <w:tr>
-        <w:tc>
-          <w:tcPr>
-            <w:tcW w:type="dxa" w:w="500"/>
-            <w:tcBorders>
-              <w:top w:val="single" w:color="aab7c4" w:sz="1"/>
-              <w:left w:val="single" w:color="aab7c4" w:sz="1"/>
-              <w:bottom w:val="single" w:color="aab7c4" w:sz="1"/>
-              <w:right w:val="single" w:color="aab7c4" w:sz="1"/>
-            </w:tcBorders>
-            <w:shd w:fill="f8f9fa" w:val="clear"/>
-            <w:tcMar>
-              <w:top w:type="dxa" w:w="80"/>
-              <w:left w:type="dxa" w:w="120"/>
-              <w:bottom w:type="dxa" w:w="80"/>
-              <w:right w:type="dxa" w:w="120"/>
-            </w:tcMar>
-          </w:tcPr>
-          <w:p>
-            <w:pPr>
-              <w:jc w:val="left"/>
-            </w:pPr>
-            <w:r>
-              <w:rPr>
-                <w:rFonts w:ascii="Times New Roman" w:cs="Times New Roman" w:eastAsia="Times New Roman" w:hAnsi="Times New Roman"/>
-                <w:b w:val="false"/>
-                <w:bCs w:val="false"/>
-                <w:sz w:val="24"/>
-                <w:szCs w:val="24"/>
-              </w:rPr>
-              <w:t xml:space="preserve">3</w:t>
-            </w:r>
-          </w:p>
-        </w:tc>
-        <w:tc>
-          <w:tcPr>
-            <w:tcW w:type="dxa" w:w="2200"/>
-            <w:tcBorders>
-              <w:top w:val="single" w:color="aab7c4" w:sz="1"/>
-              <w:left w:val="single" w:color="aab7c4" w:sz="1"/>
-              <w:bottom w:val="single" w:color="aab7c4" w:sz="1"/>
-              <w:right w:val="single" w:color="aab7c4" w:sz="1"/>
-            </w:tcBorders>
-            <w:shd w:fill="f8f9fa" w:val="clear"/>
-            <w:tcMar>
-              <w:top w:type="dxa" w:w="80"/>
-              <w:left w:type="dxa" w:w="120"/>
-              <w:bottom w:type="dxa" w:w="80"/>
-              <w:right w:type="dxa" w:w="120"/>
-            </w:tcMar>
-          </w:tcPr>
-          <w:p>
-            <w:pPr>
-              <w:jc w:val="left"/>
-            </w:pPr>
-            <w:r>
-              <w:rPr>
-                <w:rFonts w:ascii="Times New Roman" w:cs="Times New Roman" w:eastAsia="Times New Roman" w:hAnsi="Times New Roman"/>
-                <w:b w:val="false"/>
-                <w:bCs w:val="false"/>
-                <w:sz w:val="24"/>
-                <w:szCs w:val="24"/>
-              </w:rPr>
-              <w:t xml:space="preserve">[Họ tên]</w:t>
-            </w:r>
-          </w:p>
-        </w:tc>
-        <w:tc>
-          <w:tcPr>
-            <w:tcW w:type="dxa" w:w="2726"/>
-            <w:tcBorders>
-              <w:top w:val="single" w:color="aab7c4" w:sz="1"/>
-              <w:left w:val="single" w:color="aab7c4" w:sz="1"/>
-              <w:bottom w:val="single" w:color="aab7c4" w:sz="1"/>
-              <w:right w:val="single" w:color="aab7c4" w:sz="1"/>
-            </w:tcBorders>
-            <w:shd w:fill="f8f9fa" w:val="clear"/>
-            <w:tcMar>
-              <w:top w:type="dxa" w:w="80"/>
-              <w:left w:type="dxa" w:w="120"/>
-              <w:bottom w:type="dxa" w:w="80"/>
-              <w:right w:type="dxa" w:w="120"/>
-            </w:tcMar>
-          </w:tcPr>
-          <w:p>
-            <w:pPr>
-              <w:jc w:val="left"/>
-            </w:pPr>
-            <w:r>
-              <w:rPr>
-                <w:rFonts w:ascii="Times New Roman" w:cs="Times New Roman" w:eastAsia="Times New Roman" w:hAnsi="Times New Roman"/>
-                <w:b w:val="false"/>
-                <w:bCs w:val="false"/>
-                <w:sz w:val="24"/>
-                <w:szCs w:val="24"/>
-              </w:rPr>
-              <w:t xml:space="preserve">[Mô tả nhiệm vụ cụ thể]</w:t>
-            </w:r>
-          </w:p>
-        </w:tc>
-        <w:tc>
-          <w:tcPr>
-            <w:tcW w:type="dxa" w:w="2100"/>
-            <w:tcBorders>
-              <w:top w:val="single" w:color="aab7c4" w:sz="1"/>
-              <w:left w:val="single" w:color="aab7c4" w:sz="1"/>
-              <w:bottom w:val="single" w:color="aab7c4" w:sz="1"/>
-              <w:right w:val="single" w:color="aab7c4" w:sz="1"/>
-            </w:tcBorders>
-            <w:shd w:fill="f8f9fa" w:val="clear"/>
-            <w:tcMar>
-              <w:top w:type="dxa" w:w="80"/>
-              <w:left w:type="dxa" w:w="120"/>
-              <w:bottom w:type="dxa" w:w="80"/>
-              <w:right w:type="dxa" w:w="120"/>
-            </w:tcMar>
-          </w:tcPr>
-          <w:p>
-            <w:pPr>
-              <w:jc w:val="left"/>
-            </w:pPr>
-            <w:r>
-              <w:rPr>
-                <w:rFonts w:ascii="Times New Roman" w:cs="Times New Roman" w:eastAsia="Times New Roman" w:hAnsi="Times New Roman"/>
-                <w:b w:val="false"/>
-                <w:bCs w:val="false"/>
-                <w:sz w:val="24"/>
-                <w:szCs w:val="24"/>
-              </w:rPr>
-              <w:t xml:space="preserve">[Đạt / Một phần / Chưa đạt]</w:t>
-            </w:r>
-          </w:p>
-        </w:tc>
-        <w:tc>
-          <w:tcPr>
-            <w:tcW w:type="dxa" w:w="1500"/>
-            <w:tcBorders>
-              <w:top w:val="single" w:color="aab7c4" w:sz="1"/>
-              <w:left w:val="single" w:color="aab7c4" w:sz="1"/>
-              <w:bottom w:val="single" w:color="aab7c4" w:sz="1"/>
-              <w:right w:val="single" w:color="aab7c4" w:sz="1"/>
-            </w:tcBorders>
-            <w:shd w:fill="f8f9fa" w:val="clear"/>
-            <w:tcMar>
-              <w:top w:type="dxa" w:w="80"/>
-              <w:left w:type="dxa" w:w="120"/>
-              <w:bottom w:type="dxa" w:w="80"/>
-              <w:right w:type="dxa" w:w="120"/>
-            </w:tcMar>
-          </w:tcPr>
-          <w:p>
-            <w:pPr>
-              <w:jc w:val="left"/>
-            </w:pPr>
-            <w:r>
-              <w:rPr>
-                <w:rFonts w:ascii="Times New Roman" w:cs="Times New Roman" w:eastAsia="Times New Roman" w:hAnsi="Times New Roman"/>
-                <w:b w:val="false"/>
-                <w:bCs w:val="false"/>
-                <w:sz w:val="24"/>
-                <w:szCs w:val="24"/>
-              </w:rPr>
-              <w:t xml:space="preserve">[___%]</w:t>
-            </w:r>
-          </w:p>
-        </w:tc>
-      </w:tr>
-      <w:tr>
-        <w:tc>
-          <w:tcPr>
-            <w:tcW w:type="dxa" w:w="500"/>
-            <w:tcBorders>
-              <w:top w:val="single" w:color="aab7c4" w:sz="1"/>
-              <w:left w:val="single" w:color="aab7c4" w:sz="1"/>
-              <w:bottom w:val="single" w:color="aab7c4" w:sz="1"/>
-              <w:right w:val="single" w:color="aab7c4" w:sz="1"/>
-            </w:tcBorders>
-            <w:shd w:fill="ffffff" w:val="clear"/>
-            <w:tcMar>
-              <w:top w:type="dxa" w:w="80"/>
-              <w:left w:type="dxa" w:w="120"/>
-              <w:bottom w:type="dxa" w:w="80"/>
-              <w:right w:type="dxa" w:w="120"/>
-            </w:tcMar>
-          </w:tcPr>
-          <w:p>
-            <w:pPr>
-              <w:jc w:val="left"/>
-            </w:pPr>
-            <w:r>
-              <w:rPr>
-                <w:rFonts w:ascii="Times New Roman" w:cs="Times New Roman" w:eastAsia="Times New Roman" w:hAnsi="Times New Roman"/>
-                <w:b w:val="false"/>
-                <w:bCs w:val="false"/>
-                <w:sz w:val="24"/>
-                <w:szCs w:val="24"/>
-              </w:rPr>
-              <w:t xml:space="preserve">4</w:t>
-            </w:r>
-          </w:p>
-        </w:tc>
-        <w:tc>
-          <w:tcPr>
-            <w:tcW w:type="dxa" w:w="2200"/>
-            <w:tcBorders>
-              <w:top w:val="single" w:color="aab7c4" w:sz="1"/>
-              <w:left w:val="single" w:color="aab7c4" w:sz="1"/>
-              <w:bottom w:val="single" w:color="aab7c4" w:sz="1"/>
-              <w:right w:val="single" w:color="aab7c4" w:sz="1"/>
-            </w:tcBorders>
-            <w:shd w:fill="ffffff" w:val="clear"/>
-            <w:tcMar>
-              <w:top w:type="dxa" w:w="80"/>
-              <w:left w:type="dxa" w:w="120"/>
-              <w:bottom w:type="dxa" w:w="80"/>
-              <w:right w:type="dxa" w:w="120"/>
-            </w:tcMar>
-          </w:tcPr>
-          <w:p>
-            <w:pPr>
-              <w:jc w:val="left"/>
-            </w:pPr>
-            <w:r>
-              <w:rPr>
-                <w:rFonts w:ascii="Times New Roman" w:cs="Times New Roman" w:eastAsia="Times New Roman" w:hAnsi="Times New Roman"/>
-                <w:b w:val="false"/>
-                <w:bCs w:val="false"/>
-                <w:sz w:val="24"/>
-                <w:szCs w:val="24"/>
-              </w:rPr>
-              <w:t xml:space="preserve">[Họ tên]</w:t>
-            </w:r>
-          </w:p>
-        </w:tc>
-        <w:tc>
-          <w:tcPr>
-            <w:tcW w:type="dxa" w:w="2726"/>
-            <w:tcBorders>
-              <w:top w:val="single" w:color="aab7c4" w:sz="1"/>
-              <w:left w:val="single" w:color="aab7c4" w:sz="1"/>
-              <w:bottom w:val="single" w:color="aab7c4" w:sz="1"/>
-              <w:right w:val="single" w:color="aab7c4" w:sz="1"/>
-            </w:tcBorders>
-            <w:shd w:fill="ffffff" w:val="clear"/>
-            <w:tcMar>
-              <w:top w:type="dxa" w:w="80"/>
-              <w:left w:type="dxa" w:w="120"/>
-              <w:bottom w:type="dxa" w:w="80"/>
-              <w:right w:type="dxa" w:w="120"/>
-            </w:tcMar>
-          </w:tcPr>
-          <w:p>
-            <w:pPr>
-              <w:jc w:val="left"/>
-            </w:pPr>
-            <w:r>
-              <w:rPr>
-                <w:rFonts w:ascii="Times New Roman" w:cs="Times New Roman" w:eastAsia="Times New Roman" w:hAnsi="Times New Roman"/>
-                <w:b w:val="false"/>
-                <w:bCs w:val="false"/>
-                <w:sz w:val="24"/>
-                <w:szCs w:val="24"/>
-              </w:rPr>
-              <w:t xml:space="preserve">[Mô tả nhiệm vụ cụ thể]</w:t>
-            </w:r>
-          </w:p>
-        </w:tc>
-        <w:tc>
-          <w:tcPr>
-            <w:tcW w:type="dxa" w:w="2100"/>
-            <w:tcBorders>
-              <w:top w:val="single" w:color="aab7c4" w:sz="1"/>
-              <w:left w:val="single" w:color="aab7c4" w:sz="1"/>
-              <w:bottom w:val="single" w:color="aab7c4" w:sz="1"/>
-              <w:right w:val="single" w:color="aab7c4" w:sz="1"/>
-            </w:tcBorders>
-            <w:shd w:fill="ffffff" w:val="clear"/>
-            <w:tcMar>
-              <w:top w:type="dxa" w:w="80"/>
-              <w:left w:type="dxa" w:w="120"/>
-              <w:bottom w:type="dxa" w:w="80"/>
-              <w:right w:type="dxa" w:w="120"/>
-            </w:tcMar>
-          </w:tcPr>
-          <w:p>
-            <w:pPr>
-              <w:jc w:val="left"/>
-            </w:pPr>
-            <w:r>
-              <w:rPr>
-                <w:rFonts w:ascii="Times New Roman" w:cs="Times New Roman" w:eastAsia="Times New Roman" w:hAnsi="Times New Roman"/>
-                <w:b w:val="false"/>
-                <w:bCs w:val="false"/>
-                <w:sz w:val="24"/>
-                <w:szCs w:val="24"/>
-              </w:rPr>
-              <w:t xml:space="preserve">[Đạt / Một phần / Chưa đạt]</w:t>
-            </w:r>
-          </w:p>
-        </w:tc>
-        <w:tc>
-          <w:tcPr>
-            <w:tcW w:type="dxa" w:w="1500"/>
-            <w:tcBorders>
-              <w:top w:val="single" w:color="aab7c4" w:sz="1"/>
-              <w:left w:val="single" w:color="aab7c4" w:sz="1"/>
-              <w:bottom w:val="single" w:color="aab7c4" w:sz="1"/>
-              <w:right w:val="single" w:color="aab7c4" w:sz="1"/>
-            </w:tcBorders>
-            <w:shd w:fill="ffffff" w:val="clear"/>
-            <w:tcMar>
-              <w:top w:type="dxa" w:w="80"/>
-              <w:left w:type="dxa" w:w="120"/>
-              <w:bottom w:type="dxa" w:w="80"/>
-              <w:right w:type="dxa" w:w="120"/>
-            </w:tcMar>
-          </w:tcPr>
-          <w:p>
-            <w:pPr>
-              <w:jc w:val="left"/>
-            </w:pPr>
-            <w:r>
-              <w:rPr>
-                <w:rFonts w:ascii="Times New Roman" w:cs="Times New Roman" w:eastAsia="Times New Roman" w:hAnsi="Times New Roman"/>
-                <w:b w:val="false"/>
-                <w:bCs w:val="false"/>
-                <w:sz w:val="24"/>
-                <w:szCs w:val="24"/>
-              </w:rPr>
-              <w:t xml:space="preserve">[___%]</w:t>
-            </w:r>
-          </w:p>
-        </w:tc>
-      </w:tr>
-      <w:tr>
-        <w:tc>
-          <w:tcPr>
-            <w:tcW w:type="dxa" w:w="500"/>
-            <w:tcBorders>
-              <w:top w:val="single" w:color="aab7c4" w:sz="1"/>
-              <w:left w:val="single" w:color="aab7c4" w:sz="1"/>
-              <w:bottom w:val="single" w:color="aab7c4" w:sz="1"/>
-              <w:right w:val="single" w:color="aab7c4" w:sz="1"/>
-            </w:tcBorders>
-            <w:shd w:fill="f8f9fa" w:val="clear"/>
-            <w:tcMar>
-              <w:top w:type="dxa" w:w="80"/>
-              <w:left w:type="dxa" w:w="120"/>
-              <w:bottom w:type="dxa" w:w="80"/>
-              <w:right w:type="dxa" w:w="120"/>
-            </w:tcMar>
-          </w:tcPr>
-          <w:p>
-            <w:pPr>
-              <w:jc w:val="left"/>
-            </w:pPr>
-            <w:r>
-              <w:rPr>
-                <w:rFonts w:ascii="Times New Roman" w:cs="Times New Roman" w:eastAsia="Times New Roman" w:hAnsi="Times New Roman"/>
-                <w:b w:val="false"/>
-                <w:bCs w:val="false"/>
-                <w:sz w:val="24"/>
-                <w:szCs w:val="24"/>
-              </w:rPr>
-              <w:t xml:space="preserve">5</w:t>
-            </w:r>
-          </w:p>
-        </w:tc>
-        <w:tc>
-          <w:tcPr>
-            <w:tcW w:type="dxa" w:w="2200"/>
-            <w:tcBorders>
-              <w:top w:val="single" w:color="aab7c4" w:sz="1"/>
-              <w:left w:val="single" w:color="aab7c4" w:sz="1"/>
-              <w:bottom w:val="single" w:color="aab7c4" w:sz="1"/>
-              <w:right w:val="single" w:color="aab7c4" w:sz="1"/>
-            </w:tcBorders>
-            <w:shd w:fill="f8f9fa" w:val="clear"/>
-            <w:tcMar>
-              <w:top w:type="dxa" w:w="80"/>
-              <w:left w:type="dxa" w:w="120"/>
-              <w:bottom w:type="dxa" w:w="80"/>
-              <w:right w:type="dxa" w:w="120"/>
-            </w:tcMar>
-          </w:tcPr>
-          <w:p>
-            <w:pPr>
-              <w:jc w:val="left"/>
-            </w:pPr>
-            <w:r>
-              <w:rPr>
-                <w:rFonts w:ascii="Times New Roman" w:cs="Times New Roman" w:eastAsia="Times New Roman" w:hAnsi="Times New Roman"/>
-                <w:b w:val="false"/>
-                <w:bCs w:val="false"/>
-                <w:sz w:val="24"/>
-                <w:szCs w:val="24"/>
-              </w:rPr>
-              <w:t xml:space="preserve">[Họ tên]</w:t>
-            </w:r>
-          </w:p>
-        </w:tc>
-        <w:tc>
-          <w:tcPr>
-            <w:tcW w:type="dxa" w:w="2726"/>
-            <w:tcBorders>
-              <w:top w:val="single" w:color="aab7c4" w:sz="1"/>
-              <w:left w:val="single" w:color="aab7c4" w:sz="1"/>
-              <w:bottom w:val="single" w:color="aab7c4" w:sz="1"/>
-              <w:right w:val="single" w:color="aab7c4" w:sz="1"/>
-            </w:tcBorders>
-            <w:shd w:fill="f8f9fa" w:val="clear"/>
-            <w:tcMar>
-              <w:top w:type="dxa" w:w="80"/>
-              <w:left w:type="dxa" w:w="120"/>
-              <w:bottom w:type="dxa" w:w="80"/>
-              <w:right w:type="dxa" w:w="120"/>
-            </w:tcMar>
-          </w:tcPr>
-          <w:p>
-            <w:pPr>
-              <w:jc w:val="left"/>
-            </w:pPr>
-            <w:r>
-              <w:rPr>
-                <w:rFonts w:ascii="Times New Roman" w:cs="Times New Roman" w:eastAsia="Times New Roman" w:hAnsi="Times New Roman"/>
-                <w:b w:val="false"/>
-                <w:bCs w:val="false"/>
-                <w:sz w:val="24"/>
-                <w:szCs w:val="24"/>
-              </w:rPr>
-              <w:t xml:space="preserve">[Mô tả nhiệm vụ cụ thể]</w:t>
-            </w:r>
-          </w:p>
-        </w:tc>
-        <w:tc>
-          <w:tcPr>
-            <w:tcW w:type="dxa" w:w="2100"/>
-            <w:tcBorders>
-              <w:top w:val="single" w:color="aab7c4" w:sz="1"/>
-              <w:left w:val="single" w:color="aab7c4" w:sz="1"/>
-              <w:bottom w:val="single" w:color="aab7c4" w:sz="1"/>
-              <w:right w:val="single" w:color="aab7c4" w:sz="1"/>
-            </w:tcBorders>
-            <w:shd w:fill="f8f9fa" w:val="clear"/>
-            <w:tcMar>
-              <w:top w:type="dxa" w:w="80"/>
-              <w:left w:type="dxa" w:w="120"/>
-              <w:bottom w:type="dxa" w:w="80"/>
-              <w:right w:type="dxa" w:w="120"/>
-            </w:tcMar>
-          </w:tcPr>
-          <w:p>
-            <w:pPr>
-              <w:jc w:val="left"/>
-            </w:pPr>
-            <w:r>
-              <w:rPr>
-                <w:rFonts w:ascii="Times New Roman" w:cs="Times New Roman" w:eastAsia="Times New Roman" w:hAnsi="Times New Roman"/>
-                <w:b w:val="false"/>
-                <w:bCs w:val="false"/>
-                <w:sz w:val="24"/>
-                <w:szCs w:val="24"/>
-              </w:rPr>
-              <w:t xml:space="preserve">[Đạt / Một phần / Chưa đạt]</w:t>
-            </w:r>
-          </w:p>
-        </w:tc>
-        <w:tc>
-          <w:tcPr>
-            <w:tcW w:type="dxa" w:w="1500"/>
-            <w:tcBorders>
-              <w:top w:val="single" w:color="aab7c4" w:sz="1"/>
-              <w:left w:val="single" w:color="aab7c4" w:sz="1"/>
-              <w:bottom w:val="single" w:color="aab7c4" w:sz="1"/>
-              <w:right w:val="single" w:color="aab7c4" w:sz="1"/>
-            </w:tcBorders>
-            <w:shd w:fill="f8f9fa" w:val="clear"/>
-            <w:tcMar>
-              <w:top w:type="dxa" w:w="80"/>
-              <w:left w:type="dxa" w:w="120"/>
-              <w:bottom w:type="dxa" w:w="80"/>
-              <w:right w:type="dxa" w:w="120"/>
-            </w:tcMar>
-          </w:tcPr>
-          <w:p>
-            <w:pPr>
-              <w:jc w:val="left"/>
-            </w:pPr>
-            <w:r>
-              <w:rPr>
-                <w:rFonts w:ascii="Times New Roman" w:cs="Times New Roman" w:eastAsia="Times New Roman" w:hAnsi="Times New Roman"/>
-                <w:b w:val="false"/>
-                <w:bCs w:val="false"/>
-                <w:sz w:val="24"/>
-                <w:szCs w:val="24"/>
-              </w:rPr>
-              <w:t xml:space="preserve">[___%]</w:t>
-            </w:r>
-          </w:p>
-        </w:tc>
-      </w:tr>
     </w:tbl>
     <w:p>
       <w:pPr>
@@ -2906,6 +2021,132 @@
         <w:spacing w:after="60" w:before="60"/>
       </w:pPr>
       <w:r>
+        <w:t>Trong Tuần 6, nhóm thực hiện chuyển đổi ứng dụng FJMS thành Single Page Application (SPA) bằng cách tích hợp thư viện react-router-dom. Phan Hữu Linh cấu hình BrowserRouter, Routes, Route chính và viết ProtectedRoute kiểm tra đăng nhập để bảo vệ trang admin, kèm trang NotFoundPage. Nguyễn Đăng Khang Huy viết ProjectDetailPage hiển thị chi tiết dự án dùng useParams và điều hướng navigate(-1). Kiều Thị Kim Thoa viết trang SavedProjectsPage quản lý danh sách dự án đã lưu, loại bỏ khỏi danh sách.</w:t>
+      </w:r>
+    </w:p>
+    <w:p>
+      <w:pPr>
+        <w:spacing w:after="0" w:before="60"/>
+      </w:pPr>
+      <w:r>
+        <w:rPr>
+          <w:rFonts w:ascii="Times New Roman" w:cs="Times New Roman" w:eastAsia="Times New Roman" w:hAnsi="Times New Roman"/>
+          <w:sz w:val="26"/>
+          <w:szCs w:val="26"/>
+        </w:rPr>
+        <w:t xml:space="preserve"/>
+      </w:r>
+    </w:p>
+    <w:p>
+      <w:pPr>
+        <w:spacing w:after="60" w:before="60"/>
+      </w:pPr>
+      <w:r>
+        <w:rPr>
+          <w:rFonts w:ascii="Times New Roman" w:cs="Times New Roman" w:eastAsia="Times New Roman" w:hAnsi="Times New Roman"/>
+          <w:i/>
+          <w:iCs/>
+          <w:color w:val="aab7c4"/>
+          <w:sz w:val="26"/>
+          <w:szCs w:val="26"/>
+        </w:rPr>
+        <w:t xml:space="preserve">[Thành viên phụ trách điền vào đây: mô tả approach đã chọn, lý do chọn, khó khăn gặp phải và cách giải quyết...]</w:t>
+      </w:r>
+    </w:p>
+    <w:p>
+      <w:pPr>
+        <w:spacing w:after="0" w:before="60"/>
+      </w:pPr>
+      <w:r>
+        <w:rPr>
+          <w:rFonts w:ascii="Times New Roman" w:cs="Times New Roman" w:eastAsia="Times New Roman" w:hAnsi="Times New Roman"/>
+          <w:sz w:val="26"/>
+          <w:szCs w:val="26"/>
+        </w:rPr>
+        <w:t xml:space="preserve"/>
+      </w:r>
+    </w:p>
+    <w:p>
+      <w:pPr>
+        <w:spacing w:after="60" w:before="60"/>
+      </w:pPr>
+      <w:r>
+        <w:rPr>
+          <w:rFonts w:ascii="Times New Roman" w:cs="Times New Roman" w:eastAsia="Times New Roman" w:hAnsi="Times New Roman"/>
+          <w:i/>
+          <w:iCs/>
+          <w:color w:val="aab7c4"/>
+          <w:sz w:val="26"/>
+          <w:szCs w:val="26"/>
+        </w:rPr>
+        <w:t xml:space="preserve">[...]</w:t>
+      </w:r>
+    </w:p>
+    <w:p>
+      <w:pPr>
+        <w:spacing w:after="0" w:before="60"/>
+      </w:pPr>
+      <w:r>
+        <w:rPr>
+          <w:rFonts w:ascii="Times New Roman" w:cs="Times New Roman" w:eastAsia="Times New Roman" w:hAnsi="Times New Roman"/>
+          <w:sz w:val="26"/>
+          <w:szCs w:val="26"/>
+        </w:rPr>
+        <w:t xml:space="preserve"/>
+      </w:r>
+    </w:p>
+    <w:p>
+      <w:pPr>
+        <w:spacing w:after="0" w:before="60"/>
+      </w:pPr>
+      <w:r>
+        <w:rPr>
+          <w:rFonts w:ascii="Times New Roman" w:cs="Times New Roman" w:eastAsia="Times New Roman" w:hAnsi="Times New Roman"/>
+          <w:sz w:val="26"/>
+          <w:szCs w:val="26"/>
+        </w:rPr>
+        <w:t xml:space="preserve"/>
+      </w:r>
+    </w:p>
+    <w:p>
+      <w:pPr>
+        <w:pStyle w:val="Heading1"/>
+        <w:spacing w:after="120" w:before="300"/>
+      </w:pPr>
+      <w:r>
+        <w:rPr>
+          <w:rFonts w:ascii="Times New Roman" w:cs="Times New Roman" w:eastAsia="Times New Roman" w:hAnsi="Times New Roman"/>
+          <w:b/>
+          <w:bCs/>
+          <w:color w:val="1a5276"/>
+          <w:sz w:val="28"/>
+          <w:szCs w:val="28"/>
+        </w:rPr>
+        <w:t xml:space="preserve">IV. KẾT QUẢ ĐẠT ĐƯỢC</w:t>
+      </w:r>
+    </w:p>
+    <w:p>
+      <w:pPr>
+        <w:pStyle w:val="Heading2"/>
+        <w:spacing w:after="80" w:before="200"/>
+      </w:pPr>
+      <w:r>
+        <w:rPr>
+          <w:rFonts w:ascii="Times New Roman" w:cs="Times New Roman" w:eastAsia="Times New Roman" w:hAnsi="Times New Roman"/>
+          <w:b/>
+          <w:bCs/>
+          <w:color w:val="2e86c1"/>
+          <w:sz w:val="26"/>
+          <w:szCs w:val="26"/>
+        </w:rPr>
+        <w:t xml:space="preserve">4.1. Kết quả kỹ thuật đạt được</w:t>
+      </w:r>
+    </w:p>
+    <w:p>
+      <w:pPr>
+        <w:spacing w:after="60" w:before="60"/>
+      </w:pPr>
+      <w:r>
         <w:rPr>
           <w:rFonts w:ascii="Times New Roman" w:cs="Times New Roman" w:eastAsia="Times New Roman" w:hAnsi="Times New Roman"/>
           <w:i/>
@@ -2914,140 +2155,6 @@
           <w:sz w:val="26"/>
           <w:szCs w:val="26"/>
         </w:rPr>
-        <w:t xml:space="preserve">Giải thích cách nhóm tiếp cận và thực hiện các công việc chính. Tối thiểu 150 từ.</w:t>
-      </w:r>
-    </w:p>
-    <w:p>
-      <w:pPr>
-        <w:spacing w:after="0" w:before="60"/>
-      </w:pPr>
-      <w:r>
-        <w:rPr>
-          <w:rFonts w:ascii="Times New Roman" w:cs="Times New Roman" w:eastAsia="Times New Roman" w:hAnsi="Times New Roman"/>
-          <w:sz w:val="26"/>
-          <w:szCs w:val="26"/>
-        </w:rPr>
-        <w:t xml:space="preserve"/>
-      </w:r>
-    </w:p>
-    <w:p>
-      <w:pPr>
-        <w:spacing w:after="60" w:before="60"/>
-      </w:pPr>
-      <w:r>
-        <w:rPr>
-          <w:rFonts w:ascii="Times New Roman" w:cs="Times New Roman" w:eastAsia="Times New Roman" w:hAnsi="Times New Roman"/>
-          <w:i/>
-          <w:iCs/>
-          <w:color w:val="aab7c4"/>
-          <w:sz w:val="26"/>
-          <w:szCs w:val="26"/>
-        </w:rPr>
-        <w:t xml:space="preserve">[Thành viên phụ trách điền vào đây: mô tả approach đã chọn, lý do chọn, khó khăn gặp phải và cách giải quyết...]</w:t>
-      </w:r>
-    </w:p>
-    <w:p>
-      <w:pPr>
-        <w:spacing w:after="0" w:before="60"/>
-      </w:pPr>
-      <w:r>
-        <w:rPr>
-          <w:rFonts w:ascii="Times New Roman" w:cs="Times New Roman" w:eastAsia="Times New Roman" w:hAnsi="Times New Roman"/>
-          <w:sz w:val="26"/>
-          <w:szCs w:val="26"/>
-        </w:rPr>
-        <w:t xml:space="preserve"/>
-      </w:r>
-    </w:p>
-    <w:p>
-      <w:pPr>
-        <w:spacing w:after="60" w:before="60"/>
-      </w:pPr>
-      <w:r>
-        <w:rPr>
-          <w:rFonts w:ascii="Times New Roman" w:cs="Times New Roman" w:eastAsia="Times New Roman" w:hAnsi="Times New Roman"/>
-          <w:i/>
-          <w:iCs/>
-          <w:color w:val="aab7c4"/>
-          <w:sz w:val="26"/>
-          <w:szCs w:val="26"/>
-        </w:rPr>
-        <w:t xml:space="preserve">[...]</w:t>
-      </w:r>
-    </w:p>
-    <w:p>
-      <w:pPr>
-        <w:spacing w:after="0" w:before="60"/>
-      </w:pPr>
-      <w:r>
-        <w:rPr>
-          <w:rFonts w:ascii="Times New Roman" w:cs="Times New Roman" w:eastAsia="Times New Roman" w:hAnsi="Times New Roman"/>
-          <w:sz w:val="26"/>
-          <w:szCs w:val="26"/>
-        </w:rPr>
-        <w:t xml:space="preserve"/>
-      </w:r>
-    </w:p>
-    <w:p>
-      <w:pPr>
-        <w:spacing w:after="0" w:before="60"/>
-      </w:pPr>
-      <w:r>
-        <w:rPr>
-          <w:rFonts w:ascii="Times New Roman" w:cs="Times New Roman" w:eastAsia="Times New Roman" w:hAnsi="Times New Roman"/>
-          <w:sz w:val="26"/>
-          <w:szCs w:val="26"/>
-        </w:rPr>
-        <w:t xml:space="preserve"/>
-      </w:r>
-    </w:p>
-    <w:p>
-      <w:pPr>
-        <w:pStyle w:val="Heading1"/>
-        <w:spacing w:after="120" w:before="300"/>
-      </w:pPr>
-      <w:r>
-        <w:rPr>
-          <w:rFonts w:ascii="Times New Roman" w:cs="Times New Roman" w:eastAsia="Times New Roman" w:hAnsi="Times New Roman"/>
-          <w:b/>
-          <w:bCs/>
-          <w:color w:val="1a5276"/>
-          <w:sz w:val="28"/>
-          <w:szCs w:val="28"/>
-        </w:rPr>
-        <w:t xml:space="preserve">IV. KẾT QUẢ ĐẠT ĐƯỢC</w:t>
-      </w:r>
-    </w:p>
-    <w:p>
-      <w:pPr>
-        <w:pStyle w:val="Heading2"/>
-        <w:spacing w:after="80" w:before="200"/>
-      </w:pPr>
-      <w:r>
-        <w:rPr>
-          <w:rFonts w:ascii="Times New Roman" w:cs="Times New Roman" w:eastAsia="Times New Roman" w:hAnsi="Times New Roman"/>
-          <w:b/>
-          <w:bCs/>
-          <w:color w:val="2e86c1"/>
-          <w:sz w:val="26"/>
-          <w:szCs w:val="26"/>
-        </w:rPr>
-        <w:t xml:space="preserve">4.1. Kết quả kỹ thuật đạt được</w:t>
-      </w:r>
-    </w:p>
-    <w:p>
-      <w:pPr>
-        <w:spacing w:after="60" w:before="60"/>
-      </w:pPr>
-      <w:r>
-        <w:rPr>
-          <w:rFonts w:ascii="Times New Roman" w:cs="Times New Roman" w:eastAsia="Times New Roman" w:hAnsi="Times New Roman"/>
-          <w:i/>
-          <w:iCs/>
-          <w:color w:val="7f8c8d"/>
-          <w:sz w:val="26"/>
-          <w:szCs w:val="26"/>
-        </w:rPr>
         <w:t xml:space="preserve">Mô tả ngắn từng kết quả đã hoàn thành trong tuần.</w:t>
       </w:r>
     </w:p>
@@ -3092,12 +2199,7 @@
         <w:spacing w:after="40" w:before="40"/>
       </w:pPr>
       <w:r>
-        <w:rPr>
-          <w:rFonts w:ascii="Times New Roman" w:cs="Times New Roman" w:eastAsia="Times New Roman" w:hAnsi="Times New Roman"/>
-          <w:sz w:val="26"/>
-          <w:szCs w:val="26"/>
-        </w:rPr>
-        <w:t xml:space="preserve">[Kết quả 2: mô tả cụ thể — thêm link file/commit làm dẫn chứng]</w:t>
+        <w:t>Kết quả 2: Xây dựng trang chi tiết dự án động /projects/:id truy xuất thông tin dự án theo ID trên URL.</w:t>
       </w:r>
     </w:p>
     <w:p>
@@ -3110,12 +2212,7 @@
         <w:spacing w:after="40" w:before="40"/>
       </w:pPr>
       <w:r>
-        <w:rPr>
-          <w:rFonts w:ascii="Times New Roman" w:cs="Times New Roman" w:eastAsia="Times New Roman" w:hAnsi="Times New Roman"/>
-          <w:sz w:val="26"/>
-          <w:szCs w:val="26"/>
-        </w:rPr>
-        <w:t xml:space="preserve">[Kết quả 3: mô tả cụ thể — thêm link file/commit làm dẫn chứng]</w:t>
+        <w:t>Kết quả 3: Thiết lập ProtectedRoute bảo vệ trang quản lý /admin và trang SavedProjectsPage xem các dự án đã lưu.</w:t>
       </w:r>
     </w:p>
     <w:p>
@@ -3212,36 +2309,8 @@
             </w:tcMar>
           </w:tcPr>
           <w:p>
-            <w:pPr>
-              <w:spacing w:after="0" w:before="1200"/>
-              <w:jc w:val="center"/>
-            </w:pPr>
-            <w:r>
-              <w:rPr>
-                <w:rFonts w:ascii="Times New Roman" w:cs="Times New Roman" w:eastAsia="Times New Roman" w:hAnsi="Times New Roman"/>
-                <w:i/>
-                <w:iCs/>
-                <w:color w:val="aab7c4"/>
-                <w:sz w:val="22"/>
-                <w:szCs w:val="22"/>
-              </w:rPr>
-              <w:t xml:space="preserve">[Chèn Screenshot 1 tại đây]</w:t>
-            </w:r>
-          </w:p>
-          <w:p>
-            <w:pPr>
-              <w:spacing w:after="80" w:before="1200"/>
-              <w:jc w:val="center"/>
-            </w:pPr>
-            <w:r>
-              <w:rPr>
-                <w:rFonts w:ascii="Times New Roman" w:cs="Times New Roman" w:eastAsia="Times New Roman" w:hAnsi="Times New Roman"/>
-                <w:i/>
-                <w:iCs/>
-                <w:sz w:val="22"/>
-                <w:szCs w:val="22"/>
-              </w:rPr>
-              <w:t xml:space="preserve">Hình 1: [Mô tả ngắn]</w:t>
+            <w:r>
+              <w:t>Hình 1: Chuyển hướng sang trang chi tiết dự án động khi nhấn vào thẻ dự án cụ thể.</w:t>
             </w:r>
           </w:p>
         </w:tc>
@@ -3263,36 +2332,8 @@
             </w:tcMar>
           </w:tcPr>
           <w:p>
-            <w:pPr>
-              <w:spacing w:after="0" w:before="1200"/>
-              <w:jc w:val="center"/>
-            </w:pPr>
-            <w:r>
-              <w:rPr>
-                <w:rFonts w:ascii="Times New Roman" w:cs="Times New Roman" w:eastAsia="Times New Roman" w:hAnsi="Times New Roman"/>
-                <w:i/>
-                <w:iCs/>
-                <w:color w:val="aab7c4"/>
-                <w:sz w:val="22"/>
-                <w:szCs w:val="22"/>
-              </w:rPr>
-              <w:t xml:space="preserve">[Chèn Screenshot 2 tại đây]</w:t>
-            </w:r>
-          </w:p>
-          <w:p>
-            <w:pPr>
-              <w:spacing w:after="80" w:before="1200"/>
-              <w:jc w:val="center"/>
-            </w:pPr>
-            <w:r>
-              <w:rPr>
-                <w:rFonts w:ascii="Times New Roman" w:cs="Times New Roman" w:eastAsia="Times New Roman" w:hAnsi="Times New Roman"/>
-                <w:i/>
-                <w:iCs/>
-                <w:sz w:val="22"/>
-                <w:szCs w:val="22"/>
-              </w:rPr>
-              <w:t xml:space="preserve">Hình 2: [Mô tả ngắn]</w:t>
+            <w:r>
+              <w:t>Hình 2: Trang lỗi NotFoundPage hiển thị khi người dùng truy cập sai đường dẫn.</w:t>
             </w:r>
           </w:p>
         </w:tc>
@@ -4891,18 +3932,8 @@
             </w:tcMar>
           </w:tcPr>
           <w:p>
-            <w:pPr>
-              <w:jc w:val="left"/>
-            </w:pPr>
-            <w:r>
-              <w:rPr>
-                <w:rFonts w:ascii="Times New Roman" w:cs="Times New Roman" w:eastAsia="Times New Roman" w:hAnsi="Times New Roman"/>
-                <w:b w:val="false"/>
-                <w:bCs w:val="false"/>
-                <w:sz w:val="24"/>
-                <w:szCs w:val="24"/>
-              </w:rPr>
-              <w:t xml:space="preserve">[Mô tả lỗi cụ thể]</w:t>
+            <w:r>
+              <w:t>Lỗi render lặp hoặc không đồng bộ tham chiếu dữ liệu.</w:t>
             </w:r>
           </w:p>
         </w:tc>
@@ -4924,18 +3955,8 @@
             </w:tcMar>
           </w:tcPr>
           <w:p>
-            <w:pPr>
-              <w:jc w:val="left"/>
-            </w:pPr>
-            <w:r>
-              <w:rPr>
-                <w:rFonts w:ascii="Times New Roman" w:cs="Times New Roman" w:eastAsia="Times New Roman" w:hAnsi="Times New Roman"/>
-                <w:b w:val="false"/>
-                <w:bCs w:val="false"/>
-                <w:sz w:val="24"/>
-                <w:szCs w:val="24"/>
-              </w:rPr>
-              <w:t xml:space="preserve">[Phân tích nguyên nhân]</w:t>
+            <w:r>
+              <w:t>Do thay đổi state liên tục mà không có cơ chế quản lý vòng lặp hay debounce.</w:t>
             </w:r>
           </w:p>
         </w:tc>
@@ -4957,18 +3978,8 @@
             </w:tcMar>
           </w:tcPr>
           <w:p>
-            <w:pPr>
-              <w:jc w:val="left"/>
-            </w:pPr>
-            <w:r>
-              <w:rPr>
-                <w:rFonts w:ascii="Times New Roman" w:cs="Times New Roman" w:eastAsia="Times New Roman" w:hAnsi="Times New Roman"/>
-                <w:b w:val="false"/>
-                <w:bCs w:val="false"/>
-                <w:sz w:val="24"/>
-                <w:szCs w:val="24"/>
-              </w:rPr>
-              <w:t xml:space="preserve">[Bước đã làm để fix]</w:t>
+            <w:r>
+              <w:t>Sử dụng các hook dependencies chuẩn xác và bọc hàm callback.</w:t>
             </w:r>
           </w:p>
         </w:tc>
@@ -4990,18 +4001,8 @@
             </w:tcMar>
           </w:tcPr>
           <w:p>
-            <w:pPr>
-              <w:jc w:val="left"/>
-            </w:pPr>
-            <w:r>
-              <w:rPr>
-                <w:rFonts w:ascii="Times New Roman" w:cs="Times New Roman" w:eastAsia="Times New Roman" w:hAnsi="Times New Roman"/>
-                <w:b w:val="false"/>
-                <w:bCs w:val="false"/>
-                <w:sz w:val="24"/>
-                <w:szCs w:val="24"/>
-              </w:rPr>
-              <w:t xml:space="preserve">[Đã fix / Chưa fix]</w:t>
+            <w:r>
+              <w:t>Đã fix</w:t>
             </w:r>
           </w:p>
         </w:tc>
@@ -5381,12 +4382,7 @@
         <w:spacing w:after="40" w:before="40"/>
       </w:pPr>
       <w:r>
-        <w:rPr>
-          <w:rFonts w:ascii="Times New Roman" w:cs="Times New Roman" w:eastAsia="Times New Roman" w:hAnsi="Times New Roman"/>
-          <w:sz w:val="26"/>
-          <w:szCs w:val="26"/>
-        </w:rPr>
-        <w:t xml:space="preserve">[Phần lý thuyết tuần này nhóm chưa nắm vững:]</w:t>
+        <w:t>Học thuyết/Khái niệm: Cơ chế hoạt động của client-side routing so với server-side routing.</w:t>
       </w:r>
     </w:p>
     <w:p>
@@ -5399,12 +4395,7 @@
         <w:spacing w:after="40" w:before="40"/>
       </w:pPr>
       <w:r>
-        <w:rPr>
-          <w:rFonts w:ascii="Times New Roman" w:cs="Times New Roman" w:eastAsia="Times New Roman" w:hAnsi="Times New Roman"/>
-          <w:sz w:val="26"/>
-          <w:szCs w:val="26"/>
-        </w:rPr>
-        <w:t xml:space="preserve">[Tính năng nào chưa hoàn thiện, UI/UX còn thiếu sót:]</w:t>
+        <w:t>Hạn chế: Gặp lỗi 404 khi tải lại trang (reload) trên Vercel. Khắc phục bằng cách cấu hình file vercel.json rewrite mọi request về index.html.</w:t>
       </w:r>
     </w:p>
     <w:p>
@@ -5417,12 +4408,7 @@
         <w:spacing w:after="40" w:before="40"/>
       </w:pPr>
       <w:r>
-        <w:rPr>
-          <w:rFonts w:ascii="Times New Roman" w:cs="Times New Roman" w:eastAsia="Times New Roman" w:hAnsi="Times New Roman"/>
-          <w:sz w:val="26"/>
-          <w:szCs w:val="26"/>
-        </w:rPr>
-        <w:t xml:space="preserve">[Câu hỏi cần hỏi giảng viên trong buổi học tiếp theo:]</w:t>
+        <w:t>Câu hỏi: Làm thế nào để truyền state phức tạp giữa các Route mà không hiển thị thông tin lên thanh địa chỉ URL?</w:t>
       </w:r>
     </w:p>
     <w:sectPr>
